--- a/gbakkk5951杂题集/魔法球问题(上)/结论与证明.docx
+++ b/gbakkk5951杂题集/魔法球问题(上)/结论与证明.docx
@@ -25,8 +25,6 @@
         </w:rPr>
         <w:t>魔法球问题</w:t>
       </w:r>
-      <w:bookmarkStart w:id="7" w:name="_GoBack"/>
-      <w:bookmarkEnd w:id="7"/>
     </w:p>
     <w:p>
       <w:pPr>
@@ -286,6 +284,15 @@
     </w:p>
     <w:p>
       <w:pPr>
+        <w:ind w:firstLine="630" w:firstLineChars="300"/>
+        <w:rPr>
+          <w:rFonts w:hint="eastAsia"/>
+          <w:lang w:val="en-US" w:eastAsia="zh-CN"/>
+        </w:rPr>
+      </w:pPr>
+    </w:p>
+    <w:p>
+      <w:pPr>
         <w:ind w:firstLine="420" w:firstLineChars="0"/>
         <w:rPr>
           <w:rFonts w:hint="eastAsia"/>
@@ -347,6 +354,17 @@
         </w:rPr>
         <w:t xml:space="preserve">  ③ 7  2</w:t>
       </w:r>
+    </w:p>
+    <w:p>
+      <w:pPr>
+        <w:ind w:firstLine="420" w:firstLineChars="0"/>
+        <w:rPr>
+          <w:rFonts w:hint="eastAsia"/>
+          <w:lang w:val="en-US" w:eastAsia="zh-CN"/>
+        </w:rPr>
+      </w:pPr>
+      <w:bookmarkStart w:id="7" w:name="_GoBack"/>
+      <w:bookmarkEnd w:id="7"/>
     </w:p>
     <w:p>
       <w:pPr>

--- a/gbakkk5951杂题集/魔法球问题(上)/结论与证明.docx
+++ b/gbakkk5951杂题集/魔法球问题(上)/结论与证明.docx
@@ -87,284 +87,291 @@
           <w:rFonts w:hint="eastAsia"/>
           <w:lang w:val="en-US" w:eastAsia="zh-CN"/>
         </w:rPr>
-        <w:t>个数，我们可以通过二分图的最小路径覆盖来打表找规律，（或者贪心？可以证明方案是唯一的，所以贪心是正确的），接下来我们先证明其存在一种方案使得n个柱子能有</w:t>
-      </w:r>
-      <w:r>
-        <w:rPr>
-          <w:rFonts w:hint="eastAsia"/>
-          <w:position w:val="-32"/>
-          <w:lang w:val="en-US" w:eastAsia="zh-CN"/>
-        </w:rPr>
-        <w:object>
-          <v:shape id="_x0000_i1026" o:spt="75" type="#_x0000_t75" style="height:38pt;width:64pt;" o:ole="t" filled="f" o:preferrelative="t" stroked="f" coordsize="21600,21600">
-            <v:path/>
-            <v:fill on="f" focussize="0,0"/>
-            <v:stroke on="f"/>
-            <v:imagedata r:id="rId5" o:title=""/>
-            <o:lock v:ext="edit" aspectratio="t"/>
-            <w10:wrap type="none"/>
-            <w10:anchorlock/>
-          </v:shape>
-          <o:OLEObject Type="Embed" ProgID="Equation.KSEE3" ShapeID="_x0000_i1026" DrawAspect="Content" ObjectID="_1468075726" r:id="rId6">
-            <o:LockedField>false</o:LockedField>
-          </o:OLEObject>
-        </w:object>
-      </w:r>
-      <w:r>
-        <w:rPr>
-          <w:rFonts w:hint="eastAsia"/>
-          <w:lang w:val="en-US" w:eastAsia="zh-CN"/>
-        </w:rPr>
-        <w:t>个数，随后证明不能有第</w:t>
-      </w:r>
-      <w:r>
-        <w:rPr>
-          <w:rFonts w:hint="eastAsia"/>
-          <w:position w:val="-32"/>
-          <w:lang w:val="en-US" w:eastAsia="zh-CN"/>
-        </w:rPr>
-        <w:object>
-          <v:shape id="_x0000_i1027" o:spt="75" type="#_x0000_t75" style="height:38pt;width:49.95pt;" o:ole="t" filled="f" o:preferrelative="t" stroked="f" coordsize="21600,21600">
-            <v:path/>
-            <v:fill on="f" focussize="0,0"/>
-            <v:stroke on="f"/>
-            <v:imagedata r:id="rId8" o:title=""/>
-            <o:lock v:ext="edit" aspectratio="t"/>
-            <w10:wrap type="none"/>
-            <w10:anchorlock/>
-          </v:shape>
-          <o:OLEObject Type="Embed" ProgID="Equation.KSEE3" ShapeID="_x0000_i1027" DrawAspect="Content" ObjectID="_1468075727" r:id="rId7">
-            <o:LockedField>false</o:LockedField>
-          </o:OLEObject>
-        </w:object>
-      </w:r>
-      <w:r>
-        <w:rPr>
-          <w:rFonts w:hint="eastAsia"/>
-          <w:lang w:val="en-US" w:eastAsia="zh-CN"/>
-        </w:rPr>
-        <w:t>个数。</w:t>
-      </w:r>
-    </w:p>
-    <w:p>
-      <w:pPr>
-        <w:rPr>
-          <w:rFonts w:hint="eastAsia"/>
-          <w:lang w:val="en-US" w:eastAsia="zh-CN"/>
-        </w:rPr>
-      </w:pPr>
-      <w:r>
-        <w:rPr>
-          <w:rFonts w:hint="eastAsia"/>
-          <w:lang w:val="en-US" w:eastAsia="zh-CN"/>
-        </w:rPr>
-        <w:t>前置验证：</w:t>
-      </w:r>
-    </w:p>
-    <w:p>
-      <w:pPr>
-        <w:ind w:firstLine="420" w:firstLineChars="0"/>
-        <w:rPr>
-          <w:rFonts w:hint="eastAsia"/>
-          <w:lang w:val="en-US" w:eastAsia="zh-CN"/>
-        </w:rPr>
-      </w:pPr>
-      <w:r>
-        <w:rPr>
-          <w:rFonts w:hint="eastAsia"/>
-          <w:lang w:val="en-US" w:eastAsia="zh-CN"/>
-        </w:rPr>
-        <w:t>将n=1,2,3,4的情况使用二分图最小路径覆盖暴力验证，符合上述结论。（用于归纳）</w:t>
-      </w:r>
-    </w:p>
-    <w:p>
-      <w:pPr>
-        <w:ind w:firstLine="420" w:firstLineChars="0"/>
-        <w:rPr>
-          <w:rFonts w:hint="eastAsia"/>
-          <w:lang w:val="en-US" w:eastAsia="zh-CN"/>
-        </w:rPr>
-      </w:pPr>
-      <w:r>
-        <w:rPr>
-          <w:rFonts w:hint="eastAsia"/>
-          <w:lang w:val="en-US" w:eastAsia="zh-CN"/>
-        </w:rPr>
-        <w:t>方案为别为</w:t>
-      </w:r>
-    </w:p>
-    <w:p>
-      <w:pPr>
-        <w:ind w:firstLine="420" w:firstLineChars="0"/>
-        <w:rPr>
-          <w:rFonts w:hint="eastAsia"/>
-          <w:lang w:val="en-US" w:eastAsia="zh-CN"/>
-        </w:rPr>
-      </w:pPr>
-      <w:r>
-        <w:rPr>
-          <w:rFonts w:hint="eastAsia"/>
-          <w:lang w:val="en-US" w:eastAsia="zh-CN"/>
-        </w:rPr>
-        <w:t>【1】</w:t>
-      </w:r>
-    </w:p>
-    <w:p>
-      <w:pPr>
-        <w:ind w:firstLine="630" w:firstLineChars="300"/>
-        <w:rPr>
-          <w:rFonts w:hint="eastAsia"/>
-          <w:lang w:val="en-US" w:eastAsia="zh-CN"/>
-        </w:rPr>
-      </w:pPr>
-      <w:r>
-        <w:rPr>
-          <w:rFonts w:hint="eastAsia"/>
-          <w:lang w:val="en-US" w:eastAsia="zh-CN"/>
-        </w:rPr>
-        <w:t>①1</w:t>
-      </w:r>
-    </w:p>
-    <w:p>
-      <w:pPr>
-        <w:ind w:firstLine="420" w:firstLineChars="0"/>
-        <w:rPr>
-          <w:rFonts w:hint="eastAsia"/>
-          <w:lang w:val="en-US" w:eastAsia="zh-CN"/>
-        </w:rPr>
-      </w:pPr>
-    </w:p>
-    <w:p>
-      <w:pPr>
-        <w:ind w:firstLine="420" w:firstLineChars="0"/>
-        <w:rPr>
-          <w:rFonts w:hint="eastAsia"/>
-          <w:lang w:val="en-US" w:eastAsia="zh-CN"/>
-        </w:rPr>
-      </w:pPr>
-      <w:r>
-        <w:rPr>
-          <w:rFonts w:hint="eastAsia"/>
-          <w:lang w:val="en-US" w:eastAsia="zh-CN"/>
-        </w:rPr>
-        <w:t>【2】</w:t>
-      </w:r>
-    </w:p>
-    <w:p>
-      <w:pPr>
-        <w:ind w:firstLine="630" w:firstLineChars="300"/>
-        <w:rPr>
-          <w:rFonts w:hint="eastAsia"/>
-          <w:lang w:val="en-US" w:eastAsia="zh-CN"/>
-        </w:rPr>
-      </w:pPr>
-      <w:r>
-        <w:rPr>
-          <w:rFonts w:hint="eastAsia"/>
-          <w:lang w:val="en-US" w:eastAsia="zh-CN"/>
-        </w:rPr>
-        <w:t xml:space="preserve">① 3  1 </w:t>
-      </w:r>
-    </w:p>
-    <w:p>
-      <w:pPr>
-        <w:ind w:firstLine="630" w:firstLineChars="300"/>
-        <w:rPr>
-          <w:rFonts w:hint="eastAsia"/>
-          <w:lang w:val="en-US" w:eastAsia="zh-CN"/>
-        </w:rPr>
-      </w:pPr>
-      <w:r>
-        <w:rPr>
-          <w:rFonts w:hint="eastAsia"/>
-          <w:lang w:val="en-US" w:eastAsia="zh-CN"/>
-        </w:rPr>
-        <w:t>② 2</w:t>
-      </w:r>
-    </w:p>
-    <w:p>
-      <w:pPr>
-        <w:ind w:firstLine="630" w:firstLineChars="300"/>
-        <w:rPr>
-          <w:rFonts w:hint="eastAsia"/>
-          <w:lang w:val="en-US" w:eastAsia="zh-CN"/>
-        </w:rPr>
-      </w:pPr>
-    </w:p>
-    <w:p>
-      <w:pPr>
-        <w:ind w:firstLine="420" w:firstLineChars="0"/>
-        <w:rPr>
-          <w:rFonts w:hint="eastAsia"/>
-          <w:lang w:val="en-US" w:eastAsia="zh-CN"/>
-        </w:rPr>
-      </w:pPr>
-      <w:r>
-        <w:rPr>
-          <w:rFonts w:hint="eastAsia"/>
-          <w:lang w:val="en-US" w:eastAsia="zh-CN"/>
-        </w:rPr>
-        <w:t>【3】</w:t>
-      </w:r>
-    </w:p>
-    <w:p>
-      <w:pPr>
-        <w:ind w:firstLine="420" w:firstLineChars="0"/>
-        <w:rPr>
-          <w:rFonts w:hint="eastAsia"/>
-          <w:lang w:val="en-US" w:eastAsia="zh-CN"/>
-        </w:rPr>
-      </w:pPr>
-      <w:r>
-        <w:rPr>
-          <w:rFonts w:hint="eastAsia"/>
-          <w:lang w:val="en-US" w:eastAsia="zh-CN"/>
-        </w:rPr>
-        <w:t xml:space="preserve">  ① 5  4</w:t>
-      </w:r>
-    </w:p>
-    <w:p>
-      <w:pPr>
-        <w:ind w:firstLine="420" w:firstLineChars="0"/>
-        <w:rPr>
-          <w:rFonts w:hint="eastAsia"/>
-          <w:lang w:val="en-US" w:eastAsia="zh-CN"/>
-        </w:rPr>
-      </w:pPr>
-      <w:r>
-        <w:rPr>
-          <w:rFonts w:hint="eastAsia"/>
-          <w:lang w:val="en-US" w:eastAsia="zh-CN"/>
-        </w:rPr>
-        <w:t xml:space="preserve">  ② 6  3  1</w:t>
-      </w:r>
-    </w:p>
-    <w:p>
-      <w:pPr>
-        <w:ind w:firstLine="420" w:firstLineChars="0"/>
-        <w:rPr>
-          <w:rFonts w:hint="eastAsia"/>
-          <w:lang w:val="en-US" w:eastAsia="zh-CN"/>
-        </w:rPr>
-      </w:pPr>
-      <w:r>
-        <w:rPr>
-          <w:rFonts w:hint="eastAsia"/>
-          <w:lang w:val="en-US" w:eastAsia="zh-CN"/>
-        </w:rPr>
-        <w:t xml:space="preserve">  ③ 7  2</w:t>
-      </w:r>
-    </w:p>
-    <w:p>
-      <w:pPr>
-        <w:ind w:firstLine="420" w:firstLineChars="0"/>
-        <w:rPr>
-          <w:rFonts w:hint="eastAsia"/>
-          <w:lang w:val="en-US" w:eastAsia="zh-CN"/>
-        </w:rPr>
-      </w:pPr>
+        <w:t>个数，我们可以通过二分图的最小路径覆盖来打表找规律，（或者贪心？可以证明贪心法与构造法结果一致</w:t>
+      </w:r>
       <w:bookmarkStart w:id="7" w:name="_GoBack"/>
       <w:bookmarkEnd w:id="7"/>
+      <w:r>
+        <w:rPr>
+          <w:rFonts w:hint="eastAsia"/>
+          <w:lang w:val="en-US" w:eastAsia="zh-CN"/>
+        </w:rPr>
+        <w:t>，所以贪心是正确的），接下来我们先证明其存在一种方案使得n个柱子能有</w:t>
+      </w:r>
+      <w:r>
+        <w:rPr>
+          <w:rFonts w:hint="eastAsia"/>
+          <w:position w:val="-32"/>
+          <w:lang w:val="en-US" w:eastAsia="zh-CN"/>
+        </w:rPr>
+        <w:object>
+          <v:shape id="_x0000_i1026" o:spt="75" type="#_x0000_t75" style="height:38pt;width:64pt;" o:ole="t" filled="f" o:preferrelative="t" stroked="f" coordsize="21600,21600">
+            <v:path/>
+            <v:fill on="f" focussize="0,0"/>
+            <v:stroke on="f"/>
+            <v:imagedata r:id="rId5" o:title=""/>
+            <o:lock v:ext="edit" aspectratio="t"/>
+            <w10:wrap type="none"/>
+            <w10:anchorlock/>
+          </v:shape>
+          <o:OLEObject Type="Embed" ProgID="Equation.KSEE3" ShapeID="_x0000_i1026" DrawAspect="Content" ObjectID="_1468075726" r:id="rId6">
+            <o:LockedField>false</o:LockedField>
+          </o:OLEObject>
+        </w:object>
+      </w:r>
+      <w:r>
+        <w:rPr>
+          <w:rFonts w:hint="eastAsia"/>
+          <w:lang w:val="en-US" w:eastAsia="zh-CN"/>
+        </w:rPr>
+        <w:t>个数，随后证明不能有第</w:t>
+      </w:r>
+      <w:r>
+        <w:rPr>
+          <w:rFonts w:hint="eastAsia"/>
+          <w:position w:val="-32"/>
+          <w:lang w:val="en-US" w:eastAsia="zh-CN"/>
+        </w:rPr>
+        <w:object>
+          <v:shape id="_x0000_i1027" o:spt="75" type="#_x0000_t75" style="height:38pt;width:49.95pt;" o:ole="t" filled="f" o:preferrelative="t" stroked="f" coordsize="21600,21600">
+            <v:path/>
+            <v:fill on="f" focussize="0,0"/>
+            <v:stroke on="f"/>
+            <v:imagedata r:id="rId8" o:title=""/>
+            <o:lock v:ext="edit" aspectratio="t"/>
+            <w10:wrap type="none"/>
+            <w10:anchorlock/>
+          </v:shape>
+          <o:OLEObject Type="Embed" ProgID="Equation.KSEE3" ShapeID="_x0000_i1027" DrawAspect="Content" ObjectID="_1468075727" r:id="rId7">
+            <o:LockedField>false</o:LockedField>
+          </o:OLEObject>
+        </w:object>
+      </w:r>
+      <w:r>
+        <w:rPr>
+          <w:rFonts w:hint="eastAsia"/>
+          <w:lang w:val="en-US" w:eastAsia="zh-CN"/>
+        </w:rPr>
+        <w:t>个数。</w:t>
+      </w:r>
+    </w:p>
+    <w:p>
+      <w:pPr>
+        <w:rPr>
+          <w:rFonts w:hint="eastAsia"/>
+          <w:lang w:val="en-US" w:eastAsia="zh-CN"/>
+        </w:rPr>
+      </w:pPr>
+      <w:r>
+        <w:rPr>
+          <w:rFonts w:hint="eastAsia"/>
+          <w:lang w:val="en-US" w:eastAsia="zh-CN"/>
+        </w:rPr>
+        <w:t>前置验证：</w:t>
+      </w:r>
+    </w:p>
+    <w:p>
+      <w:pPr>
+        <w:ind w:firstLine="420" w:firstLineChars="0"/>
+        <w:rPr>
+          <w:rFonts w:hint="eastAsia"/>
+          <w:lang w:val="en-US" w:eastAsia="zh-CN"/>
+        </w:rPr>
+      </w:pPr>
+      <w:r>
+        <w:rPr>
+          <w:rFonts w:hint="eastAsia"/>
+          <w:lang w:val="en-US" w:eastAsia="zh-CN"/>
+        </w:rPr>
+        <w:t>将n=1,2,3,4的情况使用二分图最小路径覆盖暴力验证，符合上述结论。（用于归纳）</w:t>
+      </w:r>
+    </w:p>
+    <w:p>
+      <w:pPr>
+        <w:ind w:firstLine="420" w:firstLineChars="0"/>
+        <w:rPr>
+          <w:rFonts w:hint="eastAsia"/>
+          <w:lang w:val="en-US" w:eastAsia="zh-CN"/>
+        </w:rPr>
+      </w:pPr>
+      <w:r>
+        <w:rPr>
+          <w:rFonts w:hint="eastAsia"/>
+          <w:lang w:val="en-US" w:eastAsia="zh-CN"/>
+        </w:rPr>
+        <w:t>方案为别为</w:t>
+      </w:r>
+    </w:p>
+    <w:p>
+      <w:pPr>
+        <w:ind w:firstLine="420" w:firstLineChars="0"/>
+        <w:rPr>
+          <w:rFonts w:hint="eastAsia"/>
+          <w:lang w:val="en-US" w:eastAsia="zh-CN"/>
+        </w:rPr>
+      </w:pPr>
+      <w:r>
+        <w:rPr>
+          <w:rFonts w:hint="eastAsia"/>
+          <w:lang w:val="en-US" w:eastAsia="zh-CN"/>
+        </w:rPr>
+        <w:t>【1】</w:t>
+      </w:r>
+    </w:p>
+    <w:p>
+      <w:pPr>
+        <w:ind w:firstLine="630" w:firstLineChars="300"/>
+        <w:rPr>
+          <w:rFonts w:hint="eastAsia"/>
+          <w:lang w:val="en-US" w:eastAsia="zh-CN"/>
+        </w:rPr>
+      </w:pPr>
+      <w:r>
+        <w:rPr>
+          <w:rFonts w:hint="eastAsia"/>
+          <w:lang w:val="en-US" w:eastAsia="zh-CN"/>
+        </w:rPr>
+        <w:t>①1</w:t>
+      </w:r>
+    </w:p>
+    <w:p>
+      <w:pPr>
+        <w:ind w:firstLine="420" w:firstLineChars="0"/>
+        <w:rPr>
+          <w:rFonts w:hint="eastAsia"/>
+          <w:lang w:val="en-US" w:eastAsia="zh-CN"/>
+        </w:rPr>
+      </w:pPr>
+    </w:p>
+    <w:p>
+      <w:pPr>
+        <w:ind w:firstLine="420" w:firstLineChars="0"/>
+        <w:rPr>
+          <w:rFonts w:hint="eastAsia"/>
+          <w:lang w:val="en-US" w:eastAsia="zh-CN"/>
+        </w:rPr>
+      </w:pPr>
+      <w:r>
+        <w:rPr>
+          <w:rFonts w:hint="eastAsia"/>
+          <w:lang w:val="en-US" w:eastAsia="zh-CN"/>
+        </w:rPr>
+        <w:t>【2】</w:t>
+      </w:r>
+    </w:p>
+    <w:p>
+      <w:pPr>
+        <w:ind w:firstLine="630" w:firstLineChars="300"/>
+        <w:rPr>
+          <w:rFonts w:hint="eastAsia"/>
+          <w:lang w:val="en-US" w:eastAsia="zh-CN"/>
+        </w:rPr>
+      </w:pPr>
+      <w:r>
+        <w:rPr>
+          <w:rFonts w:hint="eastAsia"/>
+          <w:lang w:val="en-US" w:eastAsia="zh-CN"/>
+        </w:rPr>
+        <w:t xml:space="preserve">① 3  1 </w:t>
+      </w:r>
+    </w:p>
+    <w:p>
+      <w:pPr>
+        <w:ind w:firstLine="630" w:firstLineChars="300"/>
+        <w:rPr>
+          <w:rFonts w:hint="eastAsia"/>
+          <w:lang w:val="en-US" w:eastAsia="zh-CN"/>
+        </w:rPr>
+      </w:pPr>
+      <w:r>
+        <w:rPr>
+          <w:rFonts w:hint="eastAsia"/>
+          <w:lang w:val="en-US" w:eastAsia="zh-CN"/>
+        </w:rPr>
+        <w:t>② 2</w:t>
+      </w:r>
+    </w:p>
+    <w:p>
+      <w:pPr>
+        <w:ind w:firstLine="630" w:firstLineChars="300"/>
+        <w:rPr>
+          <w:rFonts w:hint="eastAsia"/>
+          <w:lang w:val="en-US" w:eastAsia="zh-CN"/>
+        </w:rPr>
+      </w:pPr>
+    </w:p>
+    <w:p>
+      <w:pPr>
+        <w:ind w:firstLine="420" w:firstLineChars="0"/>
+        <w:rPr>
+          <w:rFonts w:hint="eastAsia"/>
+          <w:lang w:val="en-US" w:eastAsia="zh-CN"/>
+        </w:rPr>
+      </w:pPr>
+      <w:r>
+        <w:rPr>
+          <w:rFonts w:hint="eastAsia"/>
+          <w:lang w:val="en-US" w:eastAsia="zh-CN"/>
+        </w:rPr>
+        <w:t>【3】</w:t>
+      </w:r>
+    </w:p>
+    <w:p>
+      <w:pPr>
+        <w:ind w:firstLine="420" w:firstLineChars="0"/>
+        <w:rPr>
+          <w:rFonts w:hint="eastAsia"/>
+          <w:lang w:val="en-US" w:eastAsia="zh-CN"/>
+        </w:rPr>
+      </w:pPr>
+      <w:r>
+        <w:rPr>
+          <w:rFonts w:hint="eastAsia"/>
+          <w:lang w:val="en-US" w:eastAsia="zh-CN"/>
+        </w:rPr>
+        <w:t xml:space="preserve">  ① 5  4</w:t>
+      </w:r>
+    </w:p>
+    <w:p>
+      <w:pPr>
+        <w:ind w:firstLine="420" w:firstLineChars="0"/>
+        <w:rPr>
+          <w:rFonts w:hint="eastAsia"/>
+          <w:lang w:val="en-US" w:eastAsia="zh-CN"/>
+        </w:rPr>
+      </w:pPr>
+      <w:r>
+        <w:rPr>
+          <w:rFonts w:hint="eastAsia"/>
+          <w:lang w:val="en-US" w:eastAsia="zh-CN"/>
+        </w:rPr>
+        <w:t xml:space="preserve">  ② 6  3  1</w:t>
+      </w:r>
+    </w:p>
+    <w:p>
+      <w:pPr>
+        <w:ind w:firstLine="420" w:firstLineChars="0"/>
+        <w:rPr>
+          <w:rFonts w:hint="eastAsia"/>
+          <w:lang w:val="en-US" w:eastAsia="zh-CN"/>
+        </w:rPr>
+      </w:pPr>
+      <w:r>
+        <w:rPr>
+          <w:rFonts w:hint="eastAsia"/>
+          <w:lang w:val="en-US" w:eastAsia="zh-CN"/>
+        </w:rPr>
+        <w:t xml:space="preserve">  ③ 7  2</w:t>
+      </w:r>
+    </w:p>
+    <w:p>
+      <w:pPr>
+        <w:ind w:firstLine="420" w:firstLineChars="0"/>
+        <w:rPr>
+          <w:rFonts w:hint="eastAsia"/>
+          <w:lang w:val="en-US" w:eastAsia="zh-CN"/>
+        </w:rPr>
+      </w:pPr>
     </w:p>
     <w:p>
       <w:pPr>
